--- a/推导.docx
+++ b/推导.docx
@@ -265,16 +265,8 @@
         <w:rPr>
           <w:rFonts w:hint="eastAsia"/>
         </w:rPr>
-        <w:t>）等号</w:t>
-      </w:r>
-      <w:proofErr w:type="gramStart"/>
-      <w:r>
-        <w:rPr>
-          <w:rFonts w:hint="eastAsia"/>
-        </w:rPr>
-        <w:t>两侧各右乘以</w:t>
-      </w:r>
-      <w:proofErr w:type="gramEnd"/>
+        <w:t>）等号两侧各右乘以</w:t>
+      </w:r>
       <m:oMath>
         <m:r>
           <w:rPr>
@@ -435,16 +427,8 @@
         <w:rPr>
           <w:rFonts w:hint="eastAsia"/>
         </w:rPr>
-        <w:t>的变换，</w:t>
-      </w:r>
-      <w:proofErr w:type="gramStart"/>
-      <w:r>
-        <w:rPr>
-          <w:rFonts w:hint="eastAsia"/>
-        </w:rPr>
-        <w:t>降维成了</w:t>
-      </w:r>
-      <w:proofErr w:type="gramEnd"/>
+        <w:t>的变换，降维成了</w:t>
+      </w:r>
       <m:oMath>
         <m:r>
           <w:rPr>
@@ -502,21 +486,7 @@
         <w:rPr>
           <w:rFonts w:hint="eastAsia"/>
         </w:rPr>
-        <w:t>是和维</w:t>
-      </w:r>
-      <w:proofErr w:type="gramStart"/>
-      <w:r>
-        <w:rPr>
-          <w:rFonts w:hint="eastAsia"/>
-        </w:rPr>
-        <w:t>度相关</w:t>
-      </w:r>
-      <w:proofErr w:type="gramEnd"/>
-      <w:r>
-        <w:rPr>
-          <w:rFonts w:hint="eastAsia"/>
-        </w:rPr>
-        <w:t>的矩阵，那么假设如果我取前</w:t>
+        <w:t>是和维度相关的矩阵，那么假设如果我取前</w:t>
       </w:r>
       <w:r>
         <w:rPr>
@@ -648,14 +618,12 @@
         </w:rPr>
         <w:t>X</w:t>
       </w:r>
-      <w:proofErr w:type="gramStart"/>
       <w:r>
         <w:rPr>
           <w:rFonts w:hint="eastAsia"/>
         </w:rPr>
         <w:t>降阶成</w:t>
       </w:r>
-      <w:proofErr w:type="gramEnd"/>
       <w:r>
         <w:rPr>
           <w:rFonts w:hint="eastAsia"/>
@@ -758,21 +726,7 @@
         <w:rPr>
           <w:rFonts w:hint="eastAsia"/>
         </w:rPr>
-        <w:t>因此经</w:t>
-      </w:r>
-      <w:proofErr w:type="gramStart"/>
-      <w:r>
-        <w:rPr>
-          <w:rFonts w:hint="eastAsia"/>
-        </w:rPr>
-        <w:t>我诸博</w:t>
-      </w:r>
-      <w:proofErr w:type="gramEnd"/>
-      <w:r>
-        <w:rPr>
-          <w:rFonts w:hint="eastAsia"/>
-        </w:rPr>
-        <w:t>发现，</w:t>
+        <w:t>因此经我诸博发现，</w:t>
       </w:r>
       <m:oMath>
         <m:sSup>
@@ -820,21 +774,7 @@
         <w:rPr>
           <w:rFonts w:hint="eastAsia"/>
         </w:rPr>
-        <w:t>就是</w:t>
-      </w:r>
-      <w:proofErr w:type="gramStart"/>
-      <w:r>
-        <w:rPr>
-          <w:rFonts w:hint="eastAsia"/>
-        </w:rPr>
-        <w:t>降维后</w:t>
-      </w:r>
-      <w:proofErr w:type="gramEnd"/>
-      <w:r>
-        <w:rPr>
-          <w:rFonts w:hint="eastAsia"/>
-        </w:rPr>
-        <w:t>的</w:t>
+        <w:t>就是降维后的</w:t>
       </w:r>
       <m:oMath>
         <m:r>
@@ -855,19 +795,11 @@
       <w:pPr>
         <w:ind w:firstLine="480"/>
       </w:pPr>
-      <w:proofErr w:type="gramStart"/>
       <w:r>
         <w:rPr>
           <w:rFonts w:hint="eastAsia"/>
         </w:rPr>
-        <w:t>丫总可</w:t>
-      </w:r>
-      <w:proofErr w:type="gramEnd"/>
-      <w:r>
-        <w:rPr>
-          <w:rFonts w:hint="eastAsia"/>
-        </w:rPr>
-        <w:t>作为参考分析。</w:t>
+        <w:t>丫总可作为参考分析。</w:t>
       </w:r>
     </w:p>
     <w:p>
@@ -5804,20 +5736,20 @@
         <w:spacing w:before="156"/>
         <w:ind w:firstLineChars="0" w:firstLine="0"/>
       </w:pPr>
+      <w:r>
+        <w:rPr>
+          <w:rFonts w:hint="eastAsia"/>
+        </w:rPr>
+        <w:t>因此式</w:t>
+      </w:r>
       <w:proofErr w:type="gramStart"/>
       <w:r>
         <w:rPr>
           <w:rFonts w:hint="eastAsia"/>
         </w:rPr>
-        <w:t>因此式</w:t>
+        <w:t>(5)</w:t>
       </w:r>
       <w:proofErr w:type="gramEnd"/>
-      <w:r>
-        <w:rPr>
-          <w:rFonts w:hint="eastAsia"/>
-        </w:rPr>
-        <w:t>(5)</w:t>
-      </w:r>
       <w:r>
         <w:rPr>
           <w:rFonts w:hint="eastAsia"/>
@@ -8685,22 +8617,16 @@
         <w:rPr>
           <w:rFonts w:hint="eastAsia"/>
         </w:rPr>
-        <w:t>都是确定的，</w:t>
+        <w:t>都是确定的，所以式</w:t>
       </w:r>
       <w:proofErr w:type="gramStart"/>
       <w:r>
         <w:rPr>
           <w:rFonts w:hint="eastAsia"/>
         </w:rPr>
-        <w:t>所以式</w:t>
+        <w:t>(4)</w:t>
       </w:r>
       <w:proofErr w:type="gramEnd"/>
-      <w:r>
-        <w:rPr>
-          <w:rFonts w:hint="eastAsia"/>
-        </w:rPr>
-        <w:t>(4)</w:t>
-      </w:r>
       <w:r>
         <w:rPr>
           <w:rFonts w:hint="eastAsia"/>
@@ -25945,7 +25871,7 @@
           <v:shape id="_x0000_i1025" type="#_x0000_t75" style="width:1in;height:1in" o:ole="">
             <v:imagedata r:id="rId9" o:title=""/>
           </v:shape>
-          <o:OLEObject Type="Embed" ProgID="Equation.AxMath" ShapeID="_x0000_i1025" DrawAspect="Content" ObjectID="_1843039360" r:id="rId10"/>
+          <o:OLEObject Type="Embed" ProgID="Equation.AxMath" ShapeID="_x0000_i1025" DrawAspect="Content" ObjectID="_1852104138" r:id="rId10"/>
         </w:object>
       </w:r>
       <w:r>
@@ -25998,10 +25924,10 @@
           <w:position w:val="-187"/>
         </w:rPr>
         <w:object w:dxaOrig="6640" w:dyaOrig="3915" w14:anchorId="1337ABA0">
-          <v:shape id="_x0000_i1026" type="#_x0000_t75" style="width:331.2pt;height:194.4pt" o:ole="">
+          <v:shape id="_x0000_i1026" type="#_x0000_t75" style="width:331.5pt;height:194.5pt" o:ole="">
             <v:imagedata r:id="rId11" o:title=""/>
           </v:shape>
-          <o:OLEObject Type="Embed" ProgID="Equation.AxMath" ShapeID="_x0000_i1026" DrawAspect="Content" ObjectID="_1843039361" r:id="rId12"/>
+          <o:OLEObject Type="Embed" ProgID="Equation.AxMath" ShapeID="_x0000_i1026" DrawAspect="Content" ObjectID="_1852104139" r:id="rId12"/>
         </w:object>
       </w:r>
       <w:r>
@@ -26053,10 +25979,10 @@
           <w:position w:val="-104"/>
         </w:rPr>
         <w:object w:dxaOrig="4482" w:dyaOrig="2237" w14:anchorId="14AC5D0A">
-          <v:shape id="_x0000_i1027" type="#_x0000_t75" style="width:223.2pt;height:115.2pt" o:ole="">
+          <v:shape id="_x0000_i1027" type="#_x0000_t75" style="width:223pt;height:115pt" o:ole="">
             <v:imagedata r:id="rId13" o:title=""/>
           </v:shape>
-          <o:OLEObject Type="Embed" ProgID="Equation.AxMath" ShapeID="_x0000_i1027" DrawAspect="Content" ObjectID="_1843039362" r:id="rId14"/>
+          <o:OLEObject Type="Embed" ProgID="Equation.AxMath" ShapeID="_x0000_i1027" DrawAspect="Content" ObjectID="_1852104140" r:id="rId14"/>
         </w:object>
       </w:r>
       <w:r>
@@ -26109,10 +26035,10 @@
           <w:position w:val="-82"/>
         </w:rPr>
         <w:object w:dxaOrig="3346" w:dyaOrig="1787" w14:anchorId="43B1144E">
-          <v:shape id="_x0000_i1028" type="#_x0000_t75" style="width:166.1pt;height:86.4pt" o:ole="">
+          <v:shape id="_x0000_i1028" type="#_x0000_t75" style="width:166pt;height:86.5pt" o:ole="">
             <v:imagedata r:id="rId15" o:title=""/>
           </v:shape>
-          <o:OLEObject Type="Embed" ProgID="Equation.AxMath" ShapeID="_x0000_i1028" DrawAspect="Content" ObjectID="_1843039363" r:id="rId16"/>
+          <o:OLEObject Type="Embed" ProgID="Equation.AxMath" ShapeID="_x0000_i1028" DrawAspect="Content" ObjectID="_1852104141" r:id="rId16"/>
         </w:object>
       </w:r>
       <w:r>
@@ -26169,10 +26095,10 @@
           <w:position w:val="-62"/>
         </w:rPr>
         <w:object w:dxaOrig="4617" w:dyaOrig="1389" w14:anchorId="0034CB24">
-          <v:shape id="_x0000_i1029" type="#_x0000_t75" style="width:230.4pt;height:1in" o:ole="">
+          <v:shape id="_x0000_i1029" type="#_x0000_t75" style="width:230.5pt;height:1in" o:ole="">
             <v:imagedata r:id="rId17" o:title=""/>
           </v:shape>
-          <o:OLEObject Type="Embed" ProgID="Equation.AxMath" ShapeID="_x0000_i1029" DrawAspect="Content" ObjectID="_1843039364" r:id="rId18"/>
+          <o:OLEObject Type="Embed" ProgID="Equation.AxMath" ShapeID="_x0000_i1029" DrawAspect="Content" ObjectID="_1852104142" r:id="rId18"/>
         </w:object>
       </w:r>
       <w:r>
@@ -26224,10 +26150,10 @@
           <w:position w:val="-61"/>
         </w:rPr>
         <w:object w:dxaOrig="2461" w:dyaOrig="1365" w14:anchorId="431DAA8A">
-          <v:shape id="_x0000_i1030" type="#_x0000_t75" style="width:122.9pt;height:1in" o:ole="">
+          <v:shape id="_x0000_i1030" type="#_x0000_t75" style="width:123pt;height:1in" o:ole="">
             <v:imagedata r:id="rId19" o:title=""/>
           </v:shape>
-          <o:OLEObject Type="Embed" ProgID="Equation.AxMath" ShapeID="_x0000_i1030" DrawAspect="Content" ObjectID="_1843039365" r:id="rId20"/>
+          <o:OLEObject Type="Embed" ProgID="Equation.AxMath" ShapeID="_x0000_i1030" DrawAspect="Content" ObjectID="_1852104143" r:id="rId20"/>
         </w:object>
       </w:r>
       <w:r>
@@ -26279,10 +26205,10 @@
           <w:position w:val="-61"/>
         </w:rPr>
         <w:object w:dxaOrig="2031" w:dyaOrig="1362" w14:anchorId="3D0D0941">
-          <v:shape id="_x0000_i1031" type="#_x0000_t75" style="width:100.8pt;height:65.3pt" o:ole="">
+          <v:shape id="_x0000_i1031" type="#_x0000_t75" style="width:101pt;height:65.5pt" o:ole="">
             <v:imagedata r:id="rId21" o:title=""/>
           </v:shape>
-          <o:OLEObject Type="Embed" ProgID="Equation.AxMath" ShapeID="_x0000_i1031" DrawAspect="Content" ObjectID="_1843039366" r:id="rId22"/>
+          <o:OLEObject Type="Embed" ProgID="Equation.AxMath" ShapeID="_x0000_i1031" DrawAspect="Content" ObjectID="_1852104144" r:id="rId22"/>
         </w:object>
       </w:r>
       <w:r>
@@ -26334,10 +26260,10 @@
           <w:position w:val="-242"/>
         </w:rPr>
         <w:object w:dxaOrig="6356" w:dyaOrig="5032" w14:anchorId="7DBF881D">
-          <v:shape id="_x0000_i1032" type="#_x0000_t75" style="width:316.8pt;height:252.5pt" o:ole="">
+          <v:shape id="_x0000_i1032" type="#_x0000_t75" style="width:317pt;height:252.5pt" o:ole="">
             <v:imagedata r:id="rId23" o:title=""/>
           </v:shape>
-          <o:OLEObject Type="Embed" ProgID="Equation.AxMath" ShapeID="_x0000_i1032" DrawAspect="Content" ObjectID="_1843039367" r:id="rId24"/>
+          <o:OLEObject Type="Embed" ProgID="Equation.AxMath" ShapeID="_x0000_i1032" DrawAspect="Content" ObjectID="_1852104145" r:id="rId24"/>
         </w:object>
       </w:r>
       <w:r>
@@ -26406,10 +26332,10 @@
           <w:position w:val="-121"/>
         </w:rPr>
         <w:object w:dxaOrig="1984" w:dyaOrig="2581" w14:anchorId="43BD698E">
-          <v:shape id="_x0000_i1033" type="#_x0000_t75" style="width:100.8pt;height:129.6pt" o:ole="">
+          <v:shape id="_x0000_i1033" type="#_x0000_t75" style="width:101pt;height:129.5pt" o:ole="">
             <v:imagedata r:id="rId25" o:title=""/>
           </v:shape>
-          <o:OLEObject Type="Embed" ProgID="Equation.AxMath" ShapeID="_x0000_i1033" DrawAspect="Content" ObjectID="_1843039368" r:id="rId26"/>
+          <o:OLEObject Type="Embed" ProgID="Equation.AxMath" ShapeID="_x0000_i1033" DrawAspect="Content" ObjectID="_1852104146" r:id="rId26"/>
         </w:object>
       </w:r>
       <w:r>
@@ -26488,10 +26414,10 @@
                 <w:position w:val="-32"/>
               </w:rPr>
               <w:object w:dxaOrig="2204" w:dyaOrig="767" w14:anchorId="2B115F87">
-                <v:shape id="_x0000_i1080" type="#_x0000_t75" style="width:110.05pt;height:38.55pt" o:ole="">
+                <v:shape id="_x0000_i1034" type="#_x0000_t75" style="width:110pt;height:38.5pt" o:ole="">
                   <v:imagedata r:id="rId27" o:title=""/>
                 </v:shape>
-                <o:OLEObject Type="Embed" ProgID="Equation.AxMath" ShapeID="_x0000_i1080" DrawAspect="Content" ObjectID="_1843039369" r:id="rId28"/>
+                <o:OLEObject Type="Embed" ProgID="Equation.AxMath" ShapeID="_x0000_i1034" DrawAspect="Content" ObjectID="_1852104147" r:id="rId28"/>
               </w:object>
             </w:r>
             <w:r>
@@ -26553,10 +26479,10 @@
                 <w:position w:val="-61"/>
               </w:rPr>
               <w:object w:dxaOrig="1963" w:dyaOrig="1365" w14:anchorId="251FC6EA">
-                <v:shape id="_x0000_i1083" type="#_x0000_t75" style="width:98.25pt;height:68.4pt" o:ole="">
+                <v:shape id="_x0000_i1035" type="#_x0000_t75" style="width:98pt;height:68.5pt" o:ole="">
                   <v:imagedata r:id="rId29" o:title=""/>
                 </v:shape>
-                <o:OLEObject Type="Embed" ProgID="Equation.AxMath" ShapeID="_x0000_i1083" DrawAspect="Content" ObjectID="_1843039370" r:id="rId30"/>
+                <o:OLEObject Type="Embed" ProgID="Equation.AxMath" ShapeID="_x0000_i1035" DrawAspect="Content" ObjectID="_1852104148" r:id="rId30"/>
               </w:object>
             </w:r>
             <w:r>
@@ -26618,10 +26544,10 @@
                 <w:position w:val="-61"/>
               </w:rPr>
               <w:object w:dxaOrig="1184" w:dyaOrig="1360" w14:anchorId="04F1F56B">
-                <v:shape id="_x0000_i1086" type="#_x0000_t75" style="width:59.15pt;height:67.9pt" o:ole="">
+                <v:shape id="_x0000_i1036" type="#_x0000_t75" style="width:59pt;height:68pt" o:ole="">
                   <v:imagedata r:id="rId31" o:title=""/>
                 </v:shape>
-                <o:OLEObject Type="Embed" ProgID="Equation.AxMath" ShapeID="_x0000_i1086" DrawAspect="Content" ObjectID="_1843039371" r:id="rId32"/>
+                <o:OLEObject Type="Embed" ProgID="Equation.AxMath" ShapeID="_x0000_i1036" DrawAspect="Content" ObjectID="_1852104149" r:id="rId32"/>
               </w:object>
             </w:r>
             <w:r>
@@ -26717,9 +26643,6 @@
     <w:p>
       <w:pPr>
         <w:ind w:firstLine="480"/>
-        <w:rPr>
-          <w:rFonts w:hint="eastAsia"/>
-        </w:rPr>
       </w:pPr>
     </w:p>
     <w:p>
@@ -26825,6 +26748,12 @@
           <w:rFonts w:ascii="黑体" w:hAnsi="黑体"/>
         </w:rPr>
         <w:fldChar w:fldCharType="end"/>
+      </w:r>
+      <w:r>
+        <w:rPr>
+          <w:rFonts w:ascii="黑体" w:hAnsi="黑体" w:hint="eastAsia"/>
+        </w:rPr>
+        <w:t>V1</w:t>
       </w:r>
     </w:p>
     <w:p>
@@ -26863,10 +26792,10 @@
           <w:position w:val="-12"/>
         </w:rPr>
         <w:object w:dxaOrig="311" w:dyaOrig="358" w14:anchorId="3430A713">
-          <v:shape id="_x0000_i1034" type="#_x0000_t75" style="width:14.4pt;height:22.1pt" o:ole="">
+          <v:shape id="_x0000_i1037" type="#_x0000_t75" style="width:14.5pt;height:22pt" o:ole="">
             <v:imagedata r:id="rId33" o:title=""/>
           </v:shape>
-          <o:OLEObject Type="Embed" ProgID="Equation.AxMath" ShapeID="_x0000_i1034" DrawAspect="Content" ObjectID="_1843039372" r:id="rId34"/>
+          <o:OLEObject Type="Embed" ProgID="Equation.AxMath" ShapeID="_x0000_i1037" DrawAspect="Content" ObjectID="_1852104150" r:id="rId34"/>
         </w:object>
       </w:r>
       <w:r>
@@ -26880,10 +26809,10 @@
           <w:position w:val="-12"/>
         </w:rPr>
         <w:object w:dxaOrig="815" w:dyaOrig="372" w14:anchorId="18F695A7">
-          <v:shape id="_x0000_i1035" type="#_x0000_t75" style="width:43.2pt;height:21.1pt" o:ole="">
+          <v:shape id="_x0000_i1038" type="#_x0000_t75" style="width:43pt;height:21pt" o:ole="">
             <v:imagedata r:id="rId35" o:title=""/>
           </v:shape>
-          <o:OLEObject Type="Embed" ProgID="Equation.AxMath" ShapeID="_x0000_i1035" DrawAspect="Content" ObjectID="_1843039373" r:id="rId36"/>
+          <o:OLEObject Type="Embed" ProgID="Equation.AxMath" ShapeID="_x0000_i1038" DrawAspect="Content" ObjectID="_1852104151" r:id="rId36"/>
         </w:object>
       </w:r>
       <w:r>
@@ -26916,10 +26845,10 @@
           <w:position w:val="-34"/>
         </w:rPr>
         <w:object w:dxaOrig="3724" w:dyaOrig="820" w14:anchorId="3E9C8D33">
-          <v:shape id="_x0000_i1036" type="#_x0000_t75" style="width:187.2pt;height:43.2pt" o:ole="">
+          <v:shape id="_x0000_i1039" type="#_x0000_t75" style="width:187pt;height:43pt" o:ole="">
             <v:imagedata r:id="rId37" o:title=""/>
           </v:shape>
-          <o:OLEObject Type="Embed" ProgID="Equation.AxMath" ShapeID="_x0000_i1036" DrawAspect="Content" ObjectID="_1843039374" r:id="rId38"/>
+          <o:OLEObject Type="Embed" ProgID="Equation.AxMath" ShapeID="_x0000_i1039" DrawAspect="Content" ObjectID="_1852104152" r:id="rId38"/>
         </w:object>
       </w:r>
       <w:r>
@@ -26991,10 +26920,10 @@
           <w:position w:val="-12"/>
         </w:rPr>
         <w:object w:dxaOrig="638" w:dyaOrig="358" w14:anchorId="49690A82">
-          <v:shape id="_x0000_i1037" type="#_x0000_t75" style="width:28.8pt;height:22.1pt" o:ole="">
+          <v:shape id="_x0000_i1040" type="#_x0000_t75" style="width:29pt;height:22pt" o:ole="">
             <v:imagedata r:id="rId39" o:title=""/>
           </v:shape>
-          <o:OLEObject Type="Embed" ProgID="Equation.AxMath" ShapeID="_x0000_i1037" DrawAspect="Content" ObjectID="_1843039375" r:id="rId40"/>
+          <o:OLEObject Type="Embed" ProgID="Equation.AxMath" ShapeID="_x0000_i1040" DrawAspect="Content" ObjectID="_1852104153" r:id="rId40"/>
         </w:object>
       </w:r>
       <w:r>
@@ -27008,10 +26937,10 @@
           <w:position w:val="-12"/>
         </w:rPr>
         <w:object w:dxaOrig="196" w:dyaOrig="358" w14:anchorId="436B3D56">
-          <v:shape id="_x0000_i1038" type="#_x0000_t75" style="width:7.7pt;height:22.1pt" o:ole="">
+          <v:shape id="_x0000_i1041" type="#_x0000_t75" style="width:7.5pt;height:22pt" o:ole="">
             <v:imagedata r:id="rId41" o:title=""/>
           </v:shape>
-          <o:OLEObject Type="Embed" ProgID="Equation.AxMath" ShapeID="_x0000_i1038" DrawAspect="Content" ObjectID="_1843039376" r:id="rId42"/>
+          <o:OLEObject Type="Embed" ProgID="Equation.AxMath" ShapeID="_x0000_i1041" DrawAspect="Content" ObjectID="_1852104154" r:id="rId42"/>
         </w:object>
       </w:r>
       <w:r>
@@ -27034,10 +26963,10 @@
           <w:position w:val="-12"/>
         </w:rPr>
         <w:object w:dxaOrig="2254" w:dyaOrig="358" w14:anchorId="096C309A">
-          <v:shape id="_x0000_i1039" type="#_x0000_t75" style="width:115.2pt;height:22.1pt" o:ole="">
+          <v:shape id="_x0000_i1042" type="#_x0000_t75" style="width:115pt;height:22pt" o:ole="">
             <v:imagedata r:id="rId43" o:title=""/>
           </v:shape>
-          <o:OLEObject Type="Embed" ProgID="Equation.AxMath" ShapeID="_x0000_i1039" DrawAspect="Content" ObjectID="_1843039377" r:id="rId44"/>
+          <o:OLEObject Type="Embed" ProgID="Equation.AxMath" ShapeID="_x0000_i1042" DrawAspect="Content" ObjectID="_1852104155" r:id="rId44"/>
         </w:object>
       </w:r>
       <w:r>
@@ -27116,10 +27045,10 @@
           <w:position w:val="-12"/>
         </w:rPr>
         <w:object w:dxaOrig="236" w:dyaOrig="359" w14:anchorId="299B9AFE">
-          <v:shape id="_x0000_i1040" type="#_x0000_t75" style="width:14.4pt;height:21.1pt" o:ole="">
+          <v:shape id="_x0000_i1043" type="#_x0000_t75" style="width:14.5pt;height:21pt" o:ole="">
             <v:imagedata r:id="rId45" o:title=""/>
           </v:shape>
-          <o:OLEObject Type="Embed" ProgID="Equation.AxMath" ShapeID="_x0000_i1040" DrawAspect="Content" ObjectID="_1843039378" r:id="rId46"/>
+          <o:OLEObject Type="Embed" ProgID="Equation.AxMath" ShapeID="_x0000_i1043" DrawAspect="Content" ObjectID="_1852104156" r:id="rId46"/>
         </w:object>
       </w:r>
       <w:r>
@@ -27145,25 +27074,17 @@
           <w:position w:val="-12"/>
         </w:rPr>
         <w:object w:dxaOrig="179" w:dyaOrig="358" w14:anchorId="6E6ADC6F">
-          <v:shape id="_x0000_i1041" type="#_x0000_t75" style="width:6.7pt;height:22.1pt" o:ole="">
+          <v:shape id="_x0000_i1044" type="#_x0000_t75" style="width:6.5pt;height:22pt" o:ole="">
             <v:imagedata r:id="rId47" o:title=""/>
           </v:shape>
-          <o:OLEObject Type="Embed" ProgID="Equation.AxMath" ShapeID="_x0000_i1041" DrawAspect="Content" ObjectID="_1843039379" r:id="rId48"/>
+          <o:OLEObject Type="Embed" ProgID="Equation.AxMath" ShapeID="_x0000_i1044" DrawAspect="Content" ObjectID="_1852104157" r:id="rId48"/>
         </w:object>
       </w:r>
-      <w:proofErr w:type="gramStart"/>
       <w:r>
         <w:rPr>
           <w:rFonts w:hint="eastAsia"/>
         </w:rPr>
-        <w:t>个</w:t>
-      </w:r>
-      <w:proofErr w:type="gramEnd"/>
-      <w:r>
-        <w:rPr>
-          <w:rFonts w:hint="eastAsia"/>
-        </w:rPr>
-        <w:t>向量构成的子空间：</w:t>
+        <w:t>个向量构成的子空间：</w:t>
       </w:r>
     </w:p>
     <w:p>
@@ -27179,10 +27100,10 @@
           <w:position w:val="-12"/>
         </w:rPr>
         <w:object w:dxaOrig="2936" w:dyaOrig="377" w14:anchorId="2F22AC6C">
-          <v:shape id="_x0000_i1042" type="#_x0000_t75" style="width:2in;height:22.1pt" o:ole="">
+          <v:shape id="_x0000_i1045" type="#_x0000_t75" style="width:2in;height:22pt" o:ole="">
             <v:imagedata r:id="rId49" o:title=""/>
           </v:shape>
-          <o:OLEObject Type="Embed" ProgID="Equation.AxMath" ShapeID="_x0000_i1042" DrawAspect="Content" ObjectID="_1843039380" r:id="rId50"/>
+          <o:OLEObject Type="Embed" ProgID="Equation.AxMath" ShapeID="_x0000_i1045" DrawAspect="Content" ObjectID="_1852104158" r:id="rId50"/>
         </w:object>
       </w:r>
       <w:r>
@@ -27241,21 +27162,7 @@
         <w:rPr>
           <w:rFonts w:hint="eastAsia"/>
         </w:rPr>
-        <w:t>得到的特征向量本身是正交归</w:t>
-      </w:r>
-      <w:proofErr w:type="gramStart"/>
-      <w:r>
-        <w:rPr>
-          <w:rFonts w:hint="eastAsia"/>
-        </w:rPr>
-        <w:t>一</w:t>
-      </w:r>
-      <w:proofErr w:type="gramEnd"/>
-      <w:r>
-        <w:rPr>
-          <w:rFonts w:hint="eastAsia"/>
-        </w:rPr>
-        <w:t>的，即：</w:t>
+        <w:t>得到的特征向量本身是正交归一的，即：</w:t>
       </w:r>
     </w:p>
     <w:p>
@@ -27271,10 +27178,10 @@
           <w:position w:val="-12"/>
         </w:rPr>
         <w:object w:dxaOrig="969" w:dyaOrig="359" w14:anchorId="2D275DFF">
-          <v:shape id="_x0000_i1043" type="#_x0000_t75" style="width:49.9pt;height:21.1pt" o:ole="">
+          <v:shape id="_x0000_i1046" type="#_x0000_t75" style="width:50pt;height:21pt" o:ole="">
             <v:imagedata r:id="rId51" o:title=""/>
           </v:shape>
-          <o:OLEObject Type="Embed" ProgID="Equation.AxMath" ShapeID="_x0000_i1043" DrawAspect="Content" ObjectID="_1843039381" r:id="rId52"/>
+          <o:OLEObject Type="Embed" ProgID="Equation.AxMath" ShapeID="_x0000_i1046" DrawAspect="Content" ObjectID="_1852104159" r:id="rId52"/>
         </w:object>
       </w:r>
       <w:r>
@@ -27317,19 +27224,11 @@
       <w:pPr>
         <w:ind w:firstLine="480"/>
       </w:pPr>
-      <w:proofErr w:type="gramStart"/>
       <w:r>
         <w:rPr>
           <w:rFonts w:hint="eastAsia"/>
         </w:rPr>
-        <w:t>其张成</w:t>
-      </w:r>
-      <w:proofErr w:type="gramEnd"/>
-      <w:r>
-        <w:rPr>
-          <w:rFonts w:hint="eastAsia"/>
-        </w:rPr>
-        <w:t>的子空间可以表示为：</w:t>
+        <w:t>其张成的子空间可以表示为：</w:t>
       </w:r>
     </w:p>
     <w:p>
@@ -27345,10 +27244,10 @@
           <w:position w:val="-12"/>
         </w:rPr>
         <w:object w:dxaOrig="1375" w:dyaOrig="372" w14:anchorId="514A9494">
-          <v:shape id="_x0000_i1044" type="#_x0000_t75" style="width:1in;height:21.1pt" o:ole="">
+          <v:shape id="_x0000_i1047" type="#_x0000_t75" style="width:1in;height:21pt" o:ole="">
             <v:imagedata r:id="rId53" o:title=""/>
           </v:shape>
-          <o:OLEObject Type="Embed" ProgID="Equation.AxMath" ShapeID="_x0000_i1044" DrawAspect="Content" ObjectID="_1843039382" r:id="rId54"/>
+          <o:OLEObject Type="Embed" ProgID="Equation.AxMath" ShapeID="_x0000_i1047" DrawAspect="Content" ObjectID="_1852104160" r:id="rId54"/>
         </w:object>
       </w:r>
       <w:r>
@@ -27411,10 +27310,10 @@
           <w:position w:val="-13"/>
         </w:rPr>
         <w:object w:dxaOrig="2388" w:dyaOrig="391" w14:anchorId="326602FD">
-          <v:shape id="_x0000_i1045" type="#_x0000_t75" style="width:122.4pt;height:22.1pt" o:ole="">
+          <v:shape id="_x0000_i1048" type="#_x0000_t75" style="width:122.5pt;height:22pt" o:ole="">
             <v:imagedata r:id="rId55" o:title=""/>
           </v:shape>
-          <o:OLEObject Type="Embed" ProgID="Equation.AxMath" ShapeID="_x0000_i1045" DrawAspect="Content" ObjectID="_1843039383" r:id="rId56"/>
+          <o:OLEObject Type="Embed" ProgID="Equation.AxMath" ShapeID="_x0000_i1048" DrawAspect="Content" ObjectID="_1852104161" r:id="rId56"/>
         </w:object>
       </w:r>
       <w:r>
@@ -27474,10 +27373,10 @@
           <w:position w:val="-12"/>
         </w:rPr>
         <w:object w:dxaOrig="329" w:dyaOrig="359" w14:anchorId="38B3B3C8">
-          <v:shape id="_x0000_i1046" type="#_x0000_t75" style="width:14.4pt;height:21.1pt" o:ole="">
+          <v:shape id="_x0000_i1049" type="#_x0000_t75" style="width:14.5pt;height:21pt" o:ole="">
             <v:imagedata r:id="rId57" o:title=""/>
           </v:shape>
-          <o:OLEObject Type="Embed" ProgID="Equation.AxMath" ShapeID="_x0000_i1046" DrawAspect="Content" ObjectID="_1843039384" r:id="rId58"/>
+          <o:OLEObject Type="Embed" ProgID="Equation.AxMath" ShapeID="_x0000_i1049" DrawAspect="Content" ObjectID="_1852104162" r:id="rId58"/>
         </w:object>
       </w:r>
       <w:r>
@@ -27491,10 +27390,10 @@
           <w:position w:val="-12"/>
         </w:rPr>
         <w:object w:dxaOrig="945" w:dyaOrig="377" w14:anchorId="3DE37C44">
-          <v:shape id="_x0000_i1047" type="#_x0000_t75" style="width:50.9pt;height:22.1pt" o:ole="">
+          <v:shape id="_x0000_i1050" type="#_x0000_t75" style="width:51pt;height:22pt" o:ole="">
             <v:imagedata r:id="rId59" o:title=""/>
           </v:shape>
-          <o:OLEObject Type="Embed" ProgID="Equation.AxMath" ShapeID="_x0000_i1047" DrawAspect="Content" ObjectID="_1843039385" r:id="rId60"/>
+          <o:OLEObject Type="Embed" ProgID="Equation.AxMath" ShapeID="_x0000_i1050" DrawAspect="Content" ObjectID="_1852104163" r:id="rId60"/>
         </w:object>
       </w:r>
       <w:r>
@@ -27514,10 +27413,10 @@
           <w:position w:val="-12"/>
         </w:rPr>
         <w:object w:dxaOrig="178" w:dyaOrig="358" w14:anchorId="3AD1C18E">
-          <v:shape id="_x0000_i1048" type="#_x0000_t75" style="width:7.7pt;height:22.1pt" o:ole="">
+          <v:shape id="_x0000_i1051" type="#_x0000_t75" style="width:7.5pt;height:22pt" o:ole="">
             <v:imagedata r:id="rId61" o:title=""/>
           </v:shape>
-          <o:OLEObject Type="Embed" ProgID="Equation.AxMath" ShapeID="_x0000_i1048" DrawAspect="Content" ObjectID="_1843039386" r:id="rId62"/>
+          <o:OLEObject Type="Embed" ProgID="Equation.AxMath" ShapeID="_x0000_i1051" DrawAspect="Content" ObjectID="_1852104164" r:id="rId62"/>
         </w:object>
       </w:r>
       <w:r>
@@ -27531,10 +27430,10 @@
           <w:position w:val="-12"/>
         </w:rPr>
         <w:object w:dxaOrig="235" w:dyaOrig="358" w14:anchorId="21D289E0">
-          <v:shape id="_x0000_i1049" type="#_x0000_t75" style="width:14.4pt;height:22.1pt" o:ole="">
+          <v:shape id="_x0000_i1052" type="#_x0000_t75" style="width:14.5pt;height:22pt" o:ole="">
             <v:imagedata r:id="rId63" o:title=""/>
           </v:shape>
-          <o:OLEObject Type="Embed" ProgID="Equation.AxMath" ShapeID="_x0000_i1049" DrawAspect="Content" ObjectID="_1843039387" r:id="rId64"/>
+          <o:OLEObject Type="Embed" ProgID="Equation.AxMath" ShapeID="_x0000_i1052" DrawAspect="Content" ObjectID="_1852104165" r:id="rId64"/>
         </w:object>
       </w:r>
       <w:r>
@@ -27548,10 +27447,10 @@
           <w:position w:val="-12"/>
         </w:rPr>
         <w:object w:dxaOrig="178" w:dyaOrig="358" w14:anchorId="1448DBD6">
-          <v:shape id="_x0000_i1050" type="#_x0000_t75" style="width:7.7pt;height:22.1pt" o:ole="">
+          <v:shape id="_x0000_i1053" type="#_x0000_t75" style="width:7.5pt;height:22pt" o:ole="">
             <v:imagedata r:id="rId61" o:title=""/>
           </v:shape>
-          <o:OLEObject Type="Embed" ProgID="Equation.AxMath" ShapeID="_x0000_i1050" DrawAspect="Content" ObjectID="_1843039388" r:id="rId65"/>
+          <o:OLEObject Type="Embed" ProgID="Equation.AxMath" ShapeID="_x0000_i1053" DrawAspect="Content" ObjectID="_1852104166" r:id="rId65"/>
         </w:object>
       </w:r>
       <w:r>
@@ -27575,10 +27474,10 @@
           <w:position w:val="-72"/>
         </w:rPr>
         <w:object w:dxaOrig="2940" w:dyaOrig="1587" w14:anchorId="57CF477B">
-          <v:shape id="_x0000_i1051" type="#_x0000_t75" style="width:2in;height:78.7pt" o:ole="">
+          <v:shape id="_x0000_i1054" type="#_x0000_t75" style="width:2in;height:78.5pt" o:ole="">
             <v:imagedata r:id="rId66" o:title=""/>
           </v:shape>
-          <o:OLEObject Type="Embed" ProgID="Equation.AxMath" ShapeID="_x0000_i1051" DrawAspect="Content" ObjectID="_1843039389" r:id="rId67"/>
+          <o:OLEObject Type="Embed" ProgID="Equation.AxMath" ShapeID="_x0000_i1054" DrawAspect="Content" ObjectID="_1852104167" r:id="rId67"/>
         </w:object>
       </w:r>
       <w:r>
@@ -27634,26 +27533,18 @@
           <w:position w:val="-12"/>
         </w:rPr>
         <w:object w:dxaOrig="235" w:dyaOrig="358" w14:anchorId="09711E16">
-          <v:shape id="_x0000_i1052" type="#_x0000_t75" style="width:14.4pt;height:22.1pt" o:ole="">
+          <v:shape id="_x0000_i1055" type="#_x0000_t75" style="width:14.5pt;height:22pt" o:ole="">
             <v:imagedata r:id="rId63" o:title=""/>
           </v:shape>
-          <o:OLEObject Type="Embed" ProgID="Equation.AxMath" ShapeID="_x0000_i1052" DrawAspect="Content" ObjectID="_1843039390" r:id="rId68"/>
+          <o:OLEObject Type="Embed" ProgID="Equation.AxMath" ShapeID="_x0000_i1055" DrawAspect="Content" ObjectID="_1852104168" r:id="rId68"/>
         </w:object>
       </w:r>
       <w:r>
         <w:rPr>
           <w:rFonts w:hint="eastAsia"/>
         </w:rPr>
-        <w:t>只是正交，并没有归一化，</w:t>
-      </w:r>
-      <w:proofErr w:type="gramStart"/>
-      <w:r>
-        <w:rPr>
-          <w:rFonts w:hint="eastAsia"/>
-        </w:rPr>
-        <w:t>那么式</w:t>
-      </w:r>
-      <w:proofErr w:type="gramEnd"/>
+        <w:t>只是正交，并没有归一化，那么式</w:t>
+      </w:r>
       <w:r>
         <w:fldChar w:fldCharType="begin"/>
       </w:r>
@@ -27688,10 +27579,10 @@
           <w:position w:val="-31"/>
         </w:rPr>
         <w:object w:dxaOrig="3080" w:dyaOrig="760" w14:anchorId="514F58BE">
-          <v:shape id="_x0000_i1053" type="#_x0000_t75" style="width:151.7pt;height:35.5pt" o:ole="">
+          <v:shape id="_x0000_i1056" type="#_x0000_t75" style="width:151.5pt;height:35.5pt" o:ole="">
             <v:imagedata r:id="rId69" o:title=""/>
           </v:shape>
-          <o:OLEObject Type="Embed" ProgID="Equation.AxMath" ShapeID="_x0000_i1053" DrawAspect="Content" ObjectID="_1843039391" r:id="rId70"/>
+          <o:OLEObject Type="Embed" ProgID="Equation.AxMath" ShapeID="_x0000_i1056" DrawAspect="Content" ObjectID="_1852104169" r:id="rId70"/>
         </w:object>
       </w:r>
       <w:r>
@@ -27754,10 +27645,10 @@
           <w:position w:val="-55"/>
         </w:rPr>
         <w:object w:dxaOrig="3417" w:dyaOrig="1243" w14:anchorId="118CE9BA">
-          <v:shape id="_x0000_i1054" type="#_x0000_t75" style="width:172.8pt;height:65.3pt" o:ole="">
+          <v:shape id="_x0000_i1057" type="#_x0000_t75" style="width:172.5pt;height:65.5pt" o:ole="">
             <v:imagedata r:id="rId71" o:title=""/>
           </v:shape>
-          <o:OLEObject Type="Embed" ProgID="Equation.AxMath" ShapeID="_x0000_i1054" DrawAspect="Content" ObjectID="_1843039392" r:id="rId72"/>
+          <o:OLEObject Type="Embed" ProgID="Equation.AxMath" ShapeID="_x0000_i1057" DrawAspect="Content" ObjectID="_1852104170" r:id="rId72"/>
         </w:object>
       </w:r>
       <w:r>
@@ -27820,10 +27711,10 @@
           <w:position w:val="-12"/>
         </w:rPr>
         <w:object w:dxaOrig="5492" w:dyaOrig="375" w14:anchorId="7E7495BB">
-          <v:shape id="_x0000_i1055" type="#_x0000_t75" style="width:273.6pt;height:22.1pt" o:ole="">
+          <v:shape id="_x0000_i1058" type="#_x0000_t75" style="width:273.5pt;height:22pt" o:ole="">
             <v:imagedata r:id="rId73" o:title=""/>
           </v:shape>
-          <o:OLEObject Type="Embed" ProgID="Equation.AxMath" ShapeID="_x0000_i1055" DrawAspect="Content" ObjectID="_1843039393" r:id="rId74"/>
+          <o:OLEObject Type="Embed" ProgID="Equation.AxMath" ShapeID="_x0000_i1058" DrawAspect="Content" ObjectID="_1852104171" r:id="rId74"/>
         </w:object>
       </w:r>
       <w:r>
@@ -27942,10 +27833,10 @@
           <w:position w:val="-74"/>
         </w:rPr>
         <w:object w:dxaOrig="3578" w:dyaOrig="1621" w14:anchorId="26043ACA">
-          <v:shape id="_x0000_i1056" type="#_x0000_t75" style="width:179.5pt;height:78.7pt" o:ole="">
+          <v:shape id="_x0000_i1059" type="#_x0000_t75" style="width:179.5pt;height:78.5pt" o:ole="">
             <v:imagedata r:id="rId75" o:title=""/>
           </v:shape>
-          <o:OLEObject Type="Embed" ProgID="Equation.AxMath" ShapeID="_x0000_i1056" DrawAspect="Content" ObjectID="_1843039394" r:id="rId76"/>
+          <o:OLEObject Type="Embed" ProgID="Equation.AxMath" ShapeID="_x0000_i1059" DrawAspect="Content" ObjectID="_1852104172" r:id="rId76"/>
         </w:object>
       </w:r>
       <w:r>
@@ -27999,10 +27890,10 @@
           <w:position w:val="-12"/>
         </w:rPr>
         <w:object w:dxaOrig="311" w:dyaOrig="358" w14:anchorId="58F3FE31">
-          <v:shape id="_x0000_i1057" type="#_x0000_t75" style="width:14.4pt;height:22.1pt" o:ole="">
+          <v:shape id="_x0000_i1060" type="#_x0000_t75" style="width:14.5pt;height:22pt" o:ole="">
             <v:imagedata r:id="rId33" o:title=""/>
           </v:shape>
-          <o:OLEObject Type="Embed" ProgID="Equation.AxMath" ShapeID="_x0000_i1057" DrawAspect="Content" ObjectID="_1843039395" r:id="rId77"/>
+          <o:OLEObject Type="Embed" ProgID="Equation.AxMath" ShapeID="_x0000_i1060" DrawAspect="Content" ObjectID="_1852104173" r:id="rId77"/>
         </w:object>
       </w:r>
       <w:r>
@@ -28025,10 +27916,10 @@
           <w:position w:val="-33"/>
         </w:rPr>
         <w:object w:dxaOrig="1261" w:dyaOrig="785" w14:anchorId="160935ED">
-          <v:shape id="_x0000_i1058" type="#_x0000_t75" style="width:65.3pt;height:35.5pt" o:ole="">
+          <v:shape id="_x0000_i1061" type="#_x0000_t75" style="width:65.5pt;height:35.5pt" o:ole="">
             <v:imagedata r:id="rId78" o:title=""/>
           </v:shape>
-          <o:OLEObject Type="Embed" ProgID="Equation.AxMath" ShapeID="_x0000_i1058" DrawAspect="Content" ObjectID="_1843039396" r:id="rId79"/>
+          <o:OLEObject Type="Embed" ProgID="Equation.AxMath" ShapeID="_x0000_i1061" DrawAspect="Content" ObjectID="_1852104174" r:id="rId79"/>
         </w:object>
       </w:r>
       <w:r>
@@ -28082,10 +27973,10 @@
           <w:position w:val="-12"/>
         </w:rPr>
         <w:object w:dxaOrig="680" w:dyaOrig="359" w14:anchorId="1D582210">
-          <v:shape id="_x0000_i1059" type="#_x0000_t75" style="width:36.5pt;height:21.1pt" o:ole="">
+          <v:shape id="_x0000_i1062" type="#_x0000_t75" style="width:36.5pt;height:21pt" o:ole="">
             <v:imagedata r:id="rId80" o:title=""/>
           </v:shape>
-          <o:OLEObject Type="Embed" ProgID="Equation.AxMath" ShapeID="_x0000_i1059" DrawAspect="Content" ObjectID="_1843039397" r:id="rId81"/>
+          <o:OLEObject Type="Embed" ProgID="Equation.AxMath" ShapeID="_x0000_i1062" DrawAspect="Content" ObjectID="_1852104175" r:id="rId81"/>
         </w:object>
       </w:r>
       <w:r>
@@ -28111,10 +28002,10 @@
           <w:position w:val="-12"/>
         </w:rPr>
         <w:object w:dxaOrig="260" w:dyaOrig="359" w14:anchorId="76DF0E53">
-          <v:shape id="_x0000_i1060" type="#_x0000_t75" style="width:14.4pt;height:21.1pt" o:ole="">
+          <v:shape id="_x0000_i1063" type="#_x0000_t75" style="width:14.5pt;height:21pt" o:ole="">
             <v:imagedata r:id="rId82" o:title=""/>
           </v:shape>
-          <o:OLEObject Type="Embed" ProgID="Equation.AxMath" ShapeID="_x0000_i1060" DrawAspect="Content" ObjectID="_1843039398" r:id="rId83"/>
+          <o:OLEObject Type="Embed" ProgID="Equation.AxMath" ShapeID="_x0000_i1063" DrawAspect="Content" ObjectID="_1852104176" r:id="rId83"/>
         </w:object>
       </w:r>
       <w:r>
@@ -28138,10 +28029,10 @@
           <w:position w:val="-33"/>
         </w:rPr>
         <w:object w:dxaOrig="1647" w:dyaOrig="784" w14:anchorId="6CBACECF">
-          <v:shape id="_x0000_i1061" type="#_x0000_t75" style="width:79.7pt;height:35.5pt" o:ole="">
+          <v:shape id="_x0000_i1064" type="#_x0000_t75" style="width:79.5pt;height:35.5pt" o:ole="">
             <v:imagedata r:id="rId84" o:title=""/>
           </v:shape>
-          <o:OLEObject Type="Embed" ProgID="Equation.AxMath" ShapeID="_x0000_i1061" DrawAspect="Content" ObjectID="_1843039399" r:id="rId85"/>
+          <o:OLEObject Type="Embed" ProgID="Equation.AxMath" ShapeID="_x0000_i1064" DrawAspect="Content" ObjectID="_1852104177" r:id="rId85"/>
         </w:object>
       </w:r>
       <w:r>
@@ -28217,10 +28108,10 @@
           <w:position w:val="-12"/>
         </w:rPr>
         <w:object w:dxaOrig="212" w:dyaOrig="358" w14:anchorId="15462A7E">
-          <v:shape id="_x0000_i1062" type="#_x0000_t75" style="width:6.7pt;height:22.1pt" o:ole="">
+          <v:shape id="_x0000_i1065" type="#_x0000_t75" style="width:6.5pt;height:22pt" o:ole="">
             <v:imagedata r:id="rId86" o:title=""/>
           </v:shape>
-          <o:OLEObject Type="Embed" ProgID="Equation.AxMath" ShapeID="_x0000_i1062" DrawAspect="Content" ObjectID="_1843039400" r:id="rId87"/>
+          <o:OLEObject Type="Embed" ProgID="Equation.AxMath" ShapeID="_x0000_i1065" DrawAspect="Content" ObjectID="_1852104178" r:id="rId87"/>
         </w:object>
       </w:r>
       <w:r>
@@ -28283,10 +28174,10 @@
           <w:position w:val="-12"/>
         </w:rPr>
         <w:object w:dxaOrig="236" w:dyaOrig="359" w14:anchorId="2A40F2E5">
-          <v:shape id="_x0000_i1063" type="#_x0000_t75" style="width:14.4pt;height:21.1pt" o:ole="">
+          <v:shape id="_x0000_i1066" type="#_x0000_t75" style="width:14.5pt;height:21pt" o:ole="">
             <v:imagedata r:id="rId88" o:title=""/>
           </v:shape>
-          <o:OLEObject Type="Embed" ProgID="Equation.AxMath" ShapeID="_x0000_i1063" DrawAspect="Content" ObjectID="_1843039401" r:id="rId89">
+          <o:OLEObject Type="Embed" ProgID="Equation.AxMath" ShapeID="_x0000_i1066" DrawAspect="Content" ObjectID="_1852104179" r:id="rId89">
             <o:FieldCodes>\* MERGEFORMAT</o:FieldCodes>
           </o:OLEObject>
         </w:object>
@@ -28302,10 +28193,10 @@
           <w:position w:val="-12"/>
         </w:rPr>
         <w:object w:dxaOrig="258" w:dyaOrig="359" w14:anchorId="0CD3CD98">
-          <v:shape id="_x0000_i1064" type="#_x0000_t75" style="width:14.4pt;height:21.1pt" o:ole="">
+          <v:shape id="_x0000_i1067" type="#_x0000_t75" style="width:14.5pt;height:21pt" o:ole="">
             <v:imagedata r:id="rId90" o:title=""/>
           </v:shape>
-          <o:OLEObject Type="Embed" ProgID="Equation.AxMath" ShapeID="_x0000_i1064" DrawAspect="Content" ObjectID="_1843039402" r:id="rId91"/>
+          <o:OLEObject Type="Embed" ProgID="Equation.AxMath" ShapeID="_x0000_i1067" DrawAspect="Content" ObjectID="_1852104180" r:id="rId91"/>
         </w:object>
       </w:r>
       <w:r>
@@ -28319,10 +28210,10 @@
           <w:position w:val="-12"/>
         </w:rPr>
         <w:object w:dxaOrig="401" w:dyaOrig="358" w14:anchorId="67E51FA2">
-          <v:shape id="_x0000_i1065" type="#_x0000_t75" style="width:21.1pt;height:22.1pt" o:ole="">
+          <v:shape id="_x0000_i1068" type="#_x0000_t75" style="width:21pt;height:22pt" o:ole="">
             <v:imagedata r:id="rId92" o:title=""/>
           </v:shape>
-          <o:OLEObject Type="Embed" ProgID="Equation.AxMath" ShapeID="_x0000_i1065" DrawAspect="Content" ObjectID="_1843039403" r:id="rId93"/>
+          <o:OLEObject Type="Embed" ProgID="Equation.AxMath" ShapeID="_x0000_i1068" DrawAspect="Content" ObjectID="_1852104181" r:id="rId93"/>
         </w:object>
       </w:r>
       <w:r>
@@ -28347,10 +28238,10 @@
           <w:position w:val="-12"/>
         </w:rPr>
         <w:object w:dxaOrig="236" w:dyaOrig="359" w14:anchorId="07A081C5">
-          <v:shape id="_x0000_i1066" type="#_x0000_t75" style="width:14.4pt;height:21.1pt" o:ole="">
+          <v:shape id="_x0000_i1069" type="#_x0000_t75" style="width:14.5pt;height:21pt" o:ole="">
             <v:imagedata r:id="rId45" o:title=""/>
           </v:shape>
-          <o:OLEObject Type="Embed" ProgID="Equation.AxMath" ShapeID="_x0000_i1066" DrawAspect="Content" ObjectID="_1843039404" r:id="rId94"/>
+          <o:OLEObject Type="Embed" ProgID="Equation.AxMath" ShapeID="_x0000_i1069" DrawAspect="Content" ObjectID="_1852104182" r:id="rId94"/>
         </w:object>
       </w:r>
       <w:r>
@@ -28364,10 +28255,10 @@
           <w:position w:val="-12"/>
         </w:rPr>
         <w:object w:dxaOrig="258" w:dyaOrig="359" w14:anchorId="40F3454B">
-          <v:shape id="_x0000_i1067" type="#_x0000_t75" style="width:14.4pt;height:21.1pt" o:ole="">
+          <v:shape id="_x0000_i1070" type="#_x0000_t75" style="width:14.5pt;height:21pt" o:ole="">
             <v:imagedata r:id="rId90" o:title=""/>
           </v:shape>
-          <o:OLEObject Type="Embed" ProgID="Equation.AxMath" ShapeID="_x0000_i1067" DrawAspect="Content" ObjectID="_1843039405" r:id="rId95"/>
+          <o:OLEObject Type="Embed" ProgID="Equation.AxMath" ShapeID="_x0000_i1070" DrawAspect="Content" ObjectID="_1852104183" r:id="rId95"/>
         </w:object>
       </w:r>
       <w:r>
@@ -28381,10 +28272,10 @@
           <w:position w:val="-12"/>
         </w:rPr>
         <w:object w:dxaOrig="401" w:dyaOrig="358" w14:anchorId="48F2DAA3">
-          <v:shape id="_x0000_i1068" type="#_x0000_t75" style="width:21.1pt;height:22.1pt" o:ole="">
+          <v:shape id="_x0000_i1071" type="#_x0000_t75" style="width:21pt;height:22pt" o:ole="">
             <v:imagedata r:id="rId92" o:title=""/>
           </v:shape>
-          <o:OLEObject Type="Embed" ProgID="Equation.AxMath" ShapeID="_x0000_i1068" DrawAspect="Content" ObjectID="_1843039406" r:id="rId96"/>
+          <o:OLEObject Type="Embed" ProgID="Equation.AxMath" ShapeID="_x0000_i1071" DrawAspect="Content" ObjectID="_1852104184" r:id="rId96"/>
         </w:object>
       </w:r>
       <w:r>
@@ -28488,10 +28379,10 @@
           <w:position w:val="-12"/>
         </w:rPr>
         <w:object w:dxaOrig="401" w:dyaOrig="358" w14:anchorId="4D73F887">
-          <v:shape id="_x0000_i1069" type="#_x0000_t75" style="width:21.1pt;height:22.1pt" o:ole="">
+          <v:shape id="_x0000_i1072" type="#_x0000_t75" style="width:21pt;height:22pt" o:ole="">
             <v:imagedata r:id="rId92" o:title=""/>
           </v:shape>
-          <o:OLEObject Type="Embed" ProgID="Equation.AxMath" ShapeID="_x0000_i1069" DrawAspect="Content" ObjectID="_1843039407" r:id="rId97"/>
+          <o:OLEObject Type="Embed" ProgID="Equation.AxMath" ShapeID="_x0000_i1072" DrawAspect="Content" ObjectID="_1852104185" r:id="rId97"/>
         </w:object>
       </w:r>
       <w:r>
@@ -28535,10 +28426,10 @@
           <w:position w:val="-12"/>
         </w:rPr>
         <w:object w:dxaOrig="278" w:dyaOrig="359" w14:anchorId="39B89BEF">
-          <v:shape id="_x0000_i1070" type="#_x0000_t75" style="width:14.4pt;height:21.1pt" o:ole="">
+          <v:shape id="_x0000_i1073" type="#_x0000_t75" style="width:14.5pt;height:21pt" o:ole="">
             <v:imagedata r:id="rId98" o:title=""/>
           </v:shape>
-          <o:OLEObject Type="Embed" ProgID="Equation.AxMath" ShapeID="_x0000_i1070" DrawAspect="Content" ObjectID="_1843039408" r:id="rId99"/>
+          <o:OLEObject Type="Embed" ProgID="Equation.AxMath" ShapeID="_x0000_i1073" DrawAspect="Content" ObjectID="_1852104186" r:id="rId99"/>
         </w:object>
       </w:r>
       <w:r>
@@ -28568,10 +28459,10 @@
           <w:position w:val="-12"/>
         </w:rPr>
         <w:object w:dxaOrig="401" w:dyaOrig="358" w14:anchorId="5883703C">
-          <v:shape id="_x0000_i1071" type="#_x0000_t75" style="width:21.1pt;height:22.1pt" o:ole="">
+          <v:shape id="_x0000_i1074" type="#_x0000_t75" style="width:21pt;height:22pt" o:ole="">
             <v:imagedata r:id="rId92" o:title=""/>
           </v:shape>
-          <o:OLEObject Type="Embed" ProgID="Equation.AxMath" ShapeID="_x0000_i1071" DrawAspect="Content" ObjectID="_1843039409" r:id="rId100"/>
+          <o:OLEObject Type="Embed" ProgID="Equation.AxMath" ShapeID="_x0000_i1074" DrawAspect="Content" ObjectID="_1852104187" r:id="rId100"/>
         </w:object>
       </w:r>
       <w:r>
@@ -28615,10 +28506,10 @@
           <w:position w:val="-12"/>
         </w:rPr>
         <w:object w:dxaOrig="319" w:dyaOrig="359" w14:anchorId="50E21BCA">
-          <v:shape id="_x0000_i1072" type="#_x0000_t75" style="width:14.4pt;height:21.1pt" o:ole="">
+          <v:shape id="_x0000_i1075" type="#_x0000_t75" style="width:14.5pt;height:21pt" o:ole="">
             <v:imagedata r:id="rId101" o:title=""/>
           </v:shape>
-          <o:OLEObject Type="Embed" ProgID="Equation.AxMath" ShapeID="_x0000_i1072" DrawAspect="Content" ObjectID="_1843039410" r:id="rId102"/>
+          <o:OLEObject Type="Embed" ProgID="Equation.AxMath" ShapeID="_x0000_i1075" DrawAspect="Content" ObjectID="_1852104188" r:id="rId102"/>
         </w:object>
       </w:r>
       <w:r>
@@ -28635,10 +28526,10 @@
       </w:pPr>
       <w:r>
         <w:object w:dxaOrig="3930" w:dyaOrig="3198" w14:anchorId="17728842">
-          <v:shape id="_x0000_i1073" type="#_x0000_t75" style="width:193.9pt;height:158.4pt" o:ole="">
+          <v:shape id="_x0000_i1076" type="#_x0000_t75" style="width:194pt;height:158.5pt" o:ole="">
             <v:imagedata r:id="rId103" o:title=""/>
           </v:shape>
-          <o:OLEObject Type="Embed" ProgID="AxGlyph.Document" ShapeID="_x0000_i1073" DrawAspect="Content" ObjectID="_1843039411" r:id="rId104"/>
+          <o:OLEObject Type="Embed" ProgID="AxGlyph.Document" ShapeID="_x0000_i1076" DrawAspect="Content" ObjectID="_1852104189" r:id="rId104"/>
         </w:object>
       </w:r>
     </w:p>
@@ -28667,10 +28558,10 @@
           <w:position w:val="-39"/>
         </w:rPr>
         <w:object w:dxaOrig="3779" w:dyaOrig="906" w14:anchorId="647C9F26">
-          <v:shape id="_x0000_i1074" type="#_x0000_t75" style="width:187.2pt;height:43.2pt" o:ole="">
+          <v:shape id="_x0000_i1077" type="#_x0000_t75" style="width:187pt;height:43pt" o:ole="">
             <v:imagedata r:id="rId105" o:title=""/>
           </v:shape>
-          <o:OLEObject Type="Embed" ProgID="Equation.AxMath" ShapeID="_x0000_i1074" DrawAspect="Content" ObjectID="_1843039412" r:id="rId106"/>
+          <o:OLEObject Type="Embed" ProgID="Equation.AxMath" ShapeID="_x0000_i1077" DrawAspect="Content" ObjectID="_1852104190" r:id="rId106"/>
         </w:object>
       </w:r>
       <w:r>
@@ -28733,10 +28624,10 @@
           <w:position w:val="-54"/>
         </w:rPr>
         <w:object w:dxaOrig="1573" w:dyaOrig="1208" w14:anchorId="2DEE1A6F">
-          <v:shape id="_x0000_i1075" type="#_x0000_t75" style="width:79.7pt;height:57.6pt" o:ole="">
+          <v:shape id="_x0000_i1078" type="#_x0000_t75" style="width:79.5pt;height:57.5pt" o:ole="">
             <v:imagedata r:id="rId107" o:title=""/>
           </v:shape>
-          <o:OLEObject Type="Embed" ProgID="Equation.AxMath" ShapeID="_x0000_i1075" DrawAspect="Content" ObjectID="_1843039413" r:id="rId108"/>
+          <o:OLEObject Type="Embed" ProgID="Equation.AxMath" ShapeID="_x0000_i1078" DrawAspect="Content" ObjectID="_1852104191" r:id="rId108"/>
         </w:object>
       </w:r>
       <w:r>
@@ -28848,10 +28739,10 @@
           <w:position w:val="-12"/>
         </w:rPr>
         <w:object w:dxaOrig="1007" w:dyaOrig="372" w14:anchorId="17D0EC51">
-          <v:shape id="_x0000_i1076" type="#_x0000_t75" style="width:50.9pt;height:21.1pt" o:ole="">
+          <v:shape id="_x0000_i1079" type="#_x0000_t75" style="width:51pt;height:21pt" o:ole="">
             <v:imagedata r:id="rId109" o:title=""/>
           </v:shape>
-          <o:OLEObject Type="Embed" ProgID="Equation.AxMath" ShapeID="_x0000_i1076" DrawAspect="Content" ObjectID="_1843039414" r:id="rId110"/>
+          <o:OLEObject Type="Embed" ProgID="Equation.AxMath" ShapeID="_x0000_i1079" DrawAspect="Content" ObjectID="_1852104192" r:id="rId110"/>
         </w:object>
       </w:r>
       <w:r>
@@ -28877,10 +28768,10 @@
           <w:position w:val="-12"/>
         </w:rPr>
         <w:object w:dxaOrig="178" w:dyaOrig="358" w14:anchorId="6571E669">
-          <v:shape id="_x0000_i1077" type="#_x0000_t75" style="width:7.7pt;height:22.1pt" o:ole="">
+          <v:shape id="_x0000_i1080" type="#_x0000_t75" style="width:7.5pt;height:22pt" o:ole="">
             <v:imagedata r:id="rId61" o:title=""/>
           </v:shape>
-          <o:OLEObject Type="Embed" ProgID="Equation.AxMath" ShapeID="_x0000_i1077" DrawAspect="Content" ObjectID="_1843039415" r:id="rId111"/>
+          <o:OLEObject Type="Embed" ProgID="Equation.AxMath" ShapeID="_x0000_i1080" DrawAspect="Content" ObjectID="_1852104193" r:id="rId111"/>
         </w:object>
       </w:r>
       <w:r>
@@ -28889,24 +28780,59 @@
         </w:rPr>
         <w:t>归一化，之后再按照之前的更新机制进化个体。</w:t>
       </w:r>
+    </w:p>
+    <w:p>
+      <w:pPr>
+        <w:ind w:firstLine="480"/>
+        <w:rPr>
+          <w:rFonts w:hint="eastAsia"/>
+        </w:rPr>
+      </w:pPr>
     </w:p>
     <w:p>
       <w:pPr>
         <w:ind w:firstLineChars="83" w:firstLine="199"/>
+        <w:sectPr>
+          <w:headerReference w:type="even" r:id="rId112"/>
+          <w:headerReference w:type="default" r:id="rId113"/>
+          <w:footerReference w:type="even" r:id="rId114"/>
+          <w:footerReference w:type="default" r:id="rId115"/>
+          <w:headerReference w:type="first" r:id="rId116"/>
+          <w:footerReference w:type="first" r:id="rId117"/>
+          <w:pgSz w:w="11906" w:h="16838"/>
+          <w:pgMar w:top="1440" w:right="1800" w:bottom="1440" w:left="1800" w:header="851" w:footer="992" w:gutter="0"/>
+          <w:cols w:space="425"/>
+          <w:docGrid w:type="lines" w:linePitch="312"/>
+        </w:sectPr>
       </w:pPr>
     </w:p>
     <w:p>
       <w:pPr>
+        <w:pStyle w:val="1"/>
+      </w:pPr>
+      <w:r>
+        <w:rPr>
+          <w:rFonts w:hint="eastAsia"/>
+        </w:rPr>
+        <w:lastRenderedPageBreak/>
+        <w:t>优化算法</w:t>
+      </w:r>
+      <w:r>
+        <w:rPr>
+          <w:rFonts w:hint="eastAsia"/>
+        </w:rPr>
+        <w:t>V2</w:t>
+      </w:r>
+    </w:p>
+    <w:p>
+      <w:pPr>
         <w:ind w:firstLine="480"/>
+        <w:rPr>
+          <w:rFonts w:hint="eastAsia"/>
+        </w:rPr>
       </w:pPr>
     </w:p>
     <w:sectPr>
-      <w:headerReference w:type="even" r:id="rId112"/>
-      <w:headerReference w:type="default" r:id="rId113"/>
-      <w:footerReference w:type="even" r:id="rId114"/>
-      <w:footerReference w:type="default" r:id="rId115"/>
-      <w:headerReference w:type="first" r:id="rId116"/>
-      <w:footerReference w:type="first" r:id="rId117"/>
       <w:pgSz w:w="11906" w:h="16838"/>
       <w:pgMar w:top="1440" w:right="1800" w:bottom="1440" w:left="1800" w:header="851" w:footer="992" w:gutter="0"/>
       <w:cols w:space="425"/>
